--- a/ads/projeto-software-seguranca-informacao/2026/2027/P1 - Finalizada.docx
+++ b/ads/projeto-software-seguranca-informacao/2026/2027/P1 - Finalizada.docx
@@ -7,8 +7,6 @@
       <w:r>
         <w:t xml:space="preserve"> </w:t>
       </w:r>
-      <w:bookmarkStart w:id="1" w:name="_GoBack"/>
-      <w:bookmarkEnd w:id="1"/>
       <w:r>
         <w:t>Antes de Realizar a Prova:</w:t>
       </w:r>
@@ -444,12 +442,6 @@
                 <w:rFonts w:ascii="Times New Roman" w:hAnsi="Times New Roman" w:cs="Times New Roman"/>
               </w:rPr>
             </w:pPr>
-            <w:r>
-              <w:rPr>
-                <w:rFonts w:ascii="Times New Roman" w:hAnsi="Times New Roman" w:cs="Times New Roman"/>
-              </w:rPr>
-              <w:t>C</w:t>
-            </w:r>
           </w:p>
         </w:tc>
       </w:tr>
@@ -496,12 +488,6 @@
                 <w:rFonts w:ascii="Times New Roman" w:hAnsi="Times New Roman" w:cs="Times New Roman"/>
               </w:rPr>
             </w:pPr>
-            <w:r>
-              <w:rPr>
-                <w:rFonts w:ascii="Times New Roman" w:hAnsi="Times New Roman" w:cs="Times New Roman"/>
-              </w:rPr>
-              <w:t>B</w:t>
-            </w:r>
           </w:p>
         </w:tc>
       </w:tr>
@@ -548,12 +534,6 @@
                 <w:rFonts w:ascii="Times New Roman" w:hAnsi="Times New Roman" w:cs="Times New Roman"/>
               </w:rPr>
             </w:pPr>
-            <w:r>
-              <w:rPr>
-                <w:rFonts w:ascii="Times New Roman" w:hAnsi="Times New Roman" w:cs="Times New Roman"/>
-              </w:rPr>
-              <w:t>D</w:t>
-            </w:r>
           </w:p>
         </w:tc>
       </w:tr>
@@ -600,12 +580,6 @@
                 <w:rFonts w:ascii="Times New Roman" w:hAnsi="Times New Roman" w:cs="Times New Roman"/>
               </w:rPr>
             </w:pPr>
-            <w:r>
-              <w:rPr>
-                <w:rFonts w:ascii="Times New Roman" w:hAnsi="Times New Roman" w:cs="Times New Roman"/>
-              </w:rPr>
-              <w:t>A</w:t>
-            </w:r>
           </w:p>
         </w:tc>
       </w:tr>
@@ -652,12 +626,6 @@
                 <w:rFonts w:ascii="Times New Roman" w:hAnsi="Times New Roman" w:cs="Times New Roman"/>
               </w:rPr>
             </w:pPr>
-            <w:r>
-              <w:rPr>
-                <w:rFonts w:ascii="Times New Roman" w:hAnsi="Times New Roman" w:cs="Times New Roman"/>
-              </w:rPr>
-              <w:t>E</w:t>
-            </w:r>
           </w:p>
         </w:tc>
       </w:tr>
@@ -760,12 +728,6 @@
                 <w:rFonts w:ascii="Times New Roman" w:hAnsi="Times New Roman" w:cs="Times New Roman"/>
               </w:rPr>
             </w:pPr>
-            <w:r>
-              <w:rPr>
-                <w:rFonts w:ascii="Times New Roman" w:hAnsi="Times New Roman" w:cs="Times New Roman"/>
-              </w:rPr>
-              <w:t>C</w:t>
-            </w:r>
           </w:p>
         </w:tc>
       </w:tr>
@@ -812,12 +774,6 @@
                 <w:rFonts w:ascii="Times New Roman" w:hAnsi="Times New Roman" w:cs="Times New Roman"/>
               </w:rPr>
             </w:pPr>
-            <w:r>
-              <w:rPr>
-                <w:rFonts w:ascii="Times New Roman" w:hAnsi="Times New Roman" w:cs="Times New Roman"/>
-              </w:rPr>
-              <w:t>B</w:t>
-            </w:r>
           </w:p>
         </w:tc>
       </w:tr>
@@ -864,12 +820,6 @@
                 <w:rFonts w:ascii="Times New Roman" w:hAnsi="Times New Roman" w:cs="Times New Roman"/>
               </w:rPr>
             </w:pPr>
-            <w:r>
-              <w:rPr>
-                <w:rFonts w:ascii="Times New Roman" w:hAnsi="Times New Roman" w:cs="Times New Roman"/>
-              </w:rPr>
-              <w:t>A</w:t>
-            </w:r>
           </w:p>
         </w:tc>
       </w:tr>
@@ -916,12 +866,6 @@
                 <w:rFonts w:ascii="Times New Roman" w:hAnsi="Times New Roman" w:cs="Times New Roman"/>
               </w:rPr>
             </w:pPr>
-            <w:r>
-              <w:rPr>
-                <w:rFonts w:ascii="Times New Roman" w:hAnsi="Times New Roman" w:cs="Times New Roman"/>
-              </w:rPr>
-              <w:t>E</w:t>
-            </w:r>
           </w:p>
         </w:tc>
       </w:tr>
@@ -968,12 +912,6 @@
                 <w:rFonts w:ascii="Times New Roman" w:hAnsi="Times New Roman" w:cs="Times New Roman"/>
               </w:rPr>
             </w:pPr>
-            <w:r>
-              <w:rPr>
-                <w:rFonts w:ascii="Times New Roman" w:hAnsi="Times New Roman" w:cs="Times New Roman"/>
-              </w:rPr>
-              <w:t>A</w:t>
-            </w:r>
           </w:p>
         </w:tc>
       </w:tr>
@@ -996,6 +934,8 @@
           <w:docGrid w:linePitch="360"/>
         </w:sectPr>
       </w:pPr>
+      <w:bookmarkStart w:id="1" w:name="_GoBack"/>
+      <w:bookmarkEnd w:id="1"/>
     </w:p>
     <w:p>
       <w:pPr>
@@ -8875,7 +8815,7 @@
 </file>
 
 <file path=customXml/itemProps1.xml><?xml version="1.0" encoding="utf-8"?>
-<ds:datastoreItem xmlns:ds="http://schemas.openxmlformats.org/officeDocument/2006/customXml" ds:itemID="{A1F8286E-8AD1-423C-BD4E-116508423BB5}">
+<ds:datastoreItem xmlns:ds="http://schemas.openxmlformats.org/officeDocument/2006/customXml" ds:itemID="{F54A3014-07E5-4680-955E-DA60F78E2972}">
   <ds:schemaRefs>
     <ds:schemaRef ds:uri="http://schemas.openxmlformats.org/officeDocument/2006/bibliography"/>
   </ds:schemaRefs>
